--- a/docs/syllabus/Syllabus_LPCI1122_Electricite_1.docx
+++ b/docs/syllabus/Syllabus_LPCI1122_Electricite_1.docx
@@ -2687,7 +2687,7 @@
                 <w:color w:val="000000" w:themeColor="text1"/>
                 <w:lang w:val="fr-FR"/>
               </w:rPr>
-              <w:t xml:space="preserve">A11 : Charge, quantification et électrisation (cahier ch. 1, fiches 01 et 02 ; TD n°1, ex. 1).</w:t>
+              <w:t xml:space="preserve">A11 : Utiliser la quantification et la conservation de la charge (cahier ch. 1, fiche 01 ; TD n°1, ex. 1).</w:t>
             </w:r>
           </w:p>
           <w:p>
@@ -2705,7 +2705,7 @@
                 <w:color w:val="000000" w:themeColor="text1"/>
                 <w:lang w:val="fr-FR"/>
               </w:rPr>
-              <w:t xml:space="preserve">A12 : Densités de charge et charge totale (cahier ch. 1, fiche 03 ; TD n°1, ex. 2).</w:t>
+              <w:t xml:space="preserve">A12 : Décrire l’électrisation par frottement, par contact et par influence (cahier ch. 1, fiche 02 ; TD n°1, ex. 1).</w:t>
             </w:r>
           </w:p>
           <w:p>
@@ -2723,7 +2723,61 @@
                 <w:color w:val="000000" w:themeColor="text1"/>
                 <w:lang w:val="fr-FR"/>
               </w:rPr>
-              <w:t xml:space="preserve">A13 : Loi de Coulomb et principe de superposition (cahier ch. 1, fiches 04 et 05 ; TD n°1, ex. 3).</w:t>
+              <w:t xml:space="preserve">A13 : Calculer une charge totale à partir d’une densité de charge (cahier ch. 1, fiche 03 ; TD n°1, ex. 2).</w:t>
+            </w:r>
+          </w:p>
+          <w:p>
+            <w:pPr>
+              <w:spacing w:after="60" w:line="240" w:lineRule="auto"/>
+              <w:rPr>
+                <w:rFonts w:ascii="Tahoma" w:hAnsi="Tahoma" w:cs="Tahoma"/>
+                <w:color w:val="000000" w:themeColor="text1"/>
+                <w:lang w:val="fr-FR"/>
+              </w:rPr>
+            </w:pPr>
+            <w:r>
+              <w:rPr>
+                <w:rFonts w:ascii="Tahoma" w:hAnsi="Tahoma" w:cs="Tahoma"/>
+                <w:color w:val="000000" w:themeColor="text1"/>
+                <w:lang w:val="fr-FR"/>
+              </w:rPr>
+              <w:t xml:space="preserve">A14 : Appliquer la loi de Coulomb (cahier ch. 1, fiche 04 ; TD n°1, ex. 3).</w:t>
+            </w:r>
+          </w:p>
+          <w:p>
+            <w:pPr>
+              <w:spacing w:after="60" w:line="240" w:lineRule="auto"/>
+              <w:rPr>
+                <w:rFonts w:ascii="Tahoma" w:hAnsi="Tahoma" w:cs="Tahoma"/>
+                <w:color w:val="000000" w:themeColor="text1"/>
+                <w:lang w:val="fr-FR"/>
+              </w:rPr>
+            </w:pPr>
+            <w:r>
+              <w:rPr>
+                <w:rFonts w:ascii="Tahoma" w:hAnsi="Tahoma" w:cs="Tahoma"/>
+                <w:color w:val="000000" w:themeColor="text1"/>
+                <w:lang w:val="fr-FR"/>
+              </w:rPr>
+              <w:t xml:space="preserve">A15 : Calculer une force résultante par le principe de superposition (cahier ch. 1, fiche 05 ; TD n°1, ex. 3).</w:t>
+            </w:r>
+          </w:p>
+          <w:p>
+            <w:pPr>
+              <w:spacing w:after="60" w:line="240" w:lineRule="auto"/>
+              <w:rPr>
+                <w:rFonts w:ascii="Tahoma" w:hAnsi="Tahoma" w:cs="Tahoma"/>
+                <w:color w:val="000000" w:themeColor="text1"/>
+                <w:lang w:val="fr-FR"/>
+              </w:rPr>
+            </w:pPr>
+            <w:r>
+              <w:rPr>
+                <w:rFonts w:ascii="Tahoma" w:hAnsi="Tahoma" w:cs="Tahoma"/>
+                <w:color w:val="000000" w:themeColor="text1"/>
+                <w:lang w:val="fr-FR"/>
+              </w:rPr>
+              <w:t xml:space="preserve">B1 : bilan du chapitre 1 : quiz, exercices d’entraînement et grille d’autoévaluation (cahier ch. 1, fiche 06).</w:t>
             </w:r>
           </w:p>
         </w:tc>
@@ -2969,7 +3023,7 @@
                 <w:color w:val="000000" w:themeColor="text1"/>
                 <w:lang w:val="fr-FR"/>
               </w:rPr>
-              <w:t xml:space="preserve">A21 : Champ et potentiel de charges ponctuelles ; travail de la force électrique (cahier ch. 2, fiches 01 et 02 ; TD n°1, ex. 4 et 5).</w:t>
+              <w:t xml:space="preserve">A21 : Définir le champ et le potentiel d’une charge ponctuelle ; relier travail et potentiel (cahier ch. 2, fiche 01).</w:t>
             </w:r>
           </w:p>
           <w:p>
@@ -2987,7 +3041,7 @@
                 <w:color w:val="000000" w:themeColor="text1"/>
                 <w:lang w:val="fr-FR"/>
               </w:rPr>
-              <w:t xml:space="preserve">A22 : Distributions continues : anneau, fil, disque et plan (cahier ch. 2, fiche 03 ; TD n°1, ex. 6 à 8).</w:t>
+              <w:t xml:space="preserve">A22 : Calculer le champ et le potentiel créés par plusieurs charges ponctuelles (cahier ch. 2, fiche 02 ; TD n°1, ex. 4 et 5).</w:t>
             </w:r>
           </w:p>
           <w:p>
@@ -3005,7 +3059,7 @@
                 <w:color w:val="000000" w:themeColor="text1"/>
                 <w:lang w:val="fr-FR"/>
               </w:rPr>
-              <w:t xml:space="preserve">A23 : Relation E = −grad V (cahier ch. 2, fiche 04 ; TD n°1, ex. 11).</w:t>
+              <w:t xml:space="preserve">A23 : Calculer le champ et le potentiel d’une distribution continue de charges (cahier ch. 2, fiche 03 ; TD n°1, ex. 6 à 8).</w:t>
             </w:r>
           </w:p>
           <w:p>
@@ -3023,7 +3077,133 @@
                 <w:color w:val="000000" w:themeColor="text1"/>
                 <w:lang w:val="fr-FR"/>
               </w:rPr>
-              <w:t xml:space="preserve">A24 : Le dipôle électrostatique : potentiel, champ, lignes de champ, action d’un champ extérieur (cahier ch. 3, fiches 01 à 05 ; TD n°2).</w:t>
+              <w:t xml:space="preserve">A24 : Déduire le champ du potentiel : E = −grad V (cahier ch. 2, fiche 04 ; TD n°1, ex. 11).</w:t>
+            </w:r>
+          </w:p>
+          <w:p>
+            <w:pPr>
+              <w:spacing w:after="60" w:line="240" w:lineRule="auto"/>
+              <w:rPr>
+                <w:rFonts w:ascii="Tahoma" w:hAnsi="Tahoma" w:cs="Tahoma"/>
+                <w:color w:val="000000" w:themeColor="text1"/>
+                <w:lang w:val="fr-FR"/>
+              </w:rPr>
+            </w:pPr>
+            <w:r>
+              <w:rPr>
+                <w:rFonts w:ascii="Tahoma" w:hAnsi="Tahoma" w:cs="Tahoma"/>
+                <w:color w:val="000000" w:themeColor="text1"/>
+                <w:lang w:val="fr-FR"/>
+              </w:rPr>
+              <w:t xml:space="preserve">A25 : Définir un dipôle et calculer son moment dipolaire (cahier ch. 3, fiche 01).</w:t>
+            </w:r>
+          </w:p>
+          <w:p>
+            <w:pPr>
+              <w:spacing w:after="60" w:line="240" w:lineRule="auto"/>
+              <w:rPr>
+                <w:rFonts w:ascii="Tahoma" w:hAnsi="Tahoma" w:cs="Tahoma"/>
+                <w:color w:val="000000" w:themeColor="text1"/>
+                <w:lang w:val="fr-FR"/>
+              </w:rPr>
+            </w:pPr>
+            <w:r>
+              <w:rPr>
+                <w:rFonts w:ascii="Tahoma" w:hAnsi="Tahoma" w:cs="Tahoma"/>
+                <w:color w:val="000000" w:themeColor="text1"/>
+                <w:lang w:val="fr-FR"/>
+              </w:rPr>
+              <w:t xml:space="preserve">A26 : Calculer le potentiel et le champ du dipôle à grande distance (cahier ch. 3, fiche 02 ; TD n°2, ex. 1 et 2).</w:t>
+            </w:r>
+          </w:p>
+          <w:p>
+            <w:pPr>
+              <w:spacing w:after="60" w:line="240" w:lineRule="auto"/>
+              <w:rPr>
+                <w:rFonts w:ascii="Tahoma" w:hAnsi="Tahoma" w:cs="Tahoma"/>
+                <w:color w:val="000000" w:themeColor="text1"/>
+                <w:lang w:val="fr-FR"/>
+              </w:rPr>
+            </w:pPr>
+            <w:r>
+              <w:rPr>
+                <w:rFonts w:ascii="Tahoma" w:hAnsi="Tahoma" w:cs="Tahoma"/>
+                <w:color w:val="000000" w:themeColor="text1"/>
+                <w:lang w:val="fr-FR"/>
+              </w:rPr>
+              <w:t xml:space="preserve">A27 : Calculer le champ du dipôle en un point quelconque (cahier ch. 3, fiche 03 ; TD n°2, ex. 3).</w:t>
+            </w:r>
+          </w:p>
+          <w:p>
+            <w:pPr>
+              <w:spacing w:after="60" w:line="240" w:lineRule="auto"/>
+              <w:rPr>
+                <w:rFonts w:ascii="Tahoma" w:hAnsi="Tahoma" w:cs="Tahoma"/>
+                <w:color w:val="000000" w:themeColor="text1"/>
+                <w:lang w:val="fr-FR"/>
+              </w:rPr>
+            </w:pPr>
+            <w:r>
+              <w:rPr>
+                <w:rFonts w:ascii="Tahoma" w:hAnsi="Tahoma" w:cs="Tahoma"/>
+                <w:color w:val="000000" w:themeColor="text1"/>
+                <w:lang w:val="fr-FR"/>
+              </w:rPr>
+              <w:t xml:space="preserve">A28 : Exploiter les positions de Gauss, les lignes de champ et les équipotentielles (cahier ch. 3, fiche 04 ; TD n°2, ex. 4 et 5).</w:t>
+            </w:r>
+          </w:p>
+          <w:p>
+            <w:pPr>
+              <w:spacing w:after="60" w:line="240" w:lineRule="auto"/>
+              <w:rPr>
+                <w:rFonts w:ascii="Tahoma" w:hAnsi="Tahoma" w:cs="Tahoma"/>
+                <w:color w:val="000000" w:themeColor="text1"/>
+                <w:lang w:val="fr-FR"/>
+              </w:rPr>
+            </w:pPr>
+            <w:r>
+              <w:rPr>
+                <w:rFonts w:ascii="Tahoma" w:hAnsi="Tahoma" w:cs="Tahoma"/>
+                <w:color w:val="000000" w:themeColor="text1"/>
+                <w:lang w:val="fr-FR"/>
+              </w:rPr>
+              <w:t xml:space="preserve">A29 : Étudier un dipôle placé dans un champ extérieur (cahier ch. 3, fiche 05 ; TD n°2, ex. 6).</w:t>
+            </w:r>
+          </w:p>
+          <w:p>
+            <w:pPr>
+              <w:spacing w:after="60" w:line="240" w:lineRule="auto"/>
+              <w:rPr>
+                <w:rFonts w:ascii="Tahoma" w:hAnsi="Tahoma" w:cs="Tahoma"/>
+                <w:color w:val="000000" w:themeColor="text1"/>
+                <w:lang w:val="fr-FR"/>
+              </w:rPr>
+            </w:pPr>
+            <w:r>
+              <w:rPr>
+                <w:rFonts w:ascii="Tahoma" w:hAnsi="Tahoma" w:cs="Tahoma"/>
+                <w:color w:val="000000" w:themeColor="text1"/>
+                <w:lang w:val="fr-FR"/>
+              </w:rPr>
+              <w:t xml:space="preserve">B2 : bilan du chapitre 2 : quiz, exercices d’entraînement et grille d’autoévaluation (cahier ch. 2, fiche 08).</w:t>
+            </w:r>
+          </w:p>
+          <w:p>
+            <w:pPr>
+              <w:spacing w:after="60" w:line="240" w:lineRule="auto"/>
+              <w:rPr>
+                <w:rFonts w:ascii="Tahoma" w:hAnsi="Tahoma" w:cs="Tahoma"/>
+                <w:color w:val="000000" w:themeColor="text1"/>
+                <w:lang w:val="fr-FR"/>
+              </w:rPr>
+            </w:pPr>
+            <w:r>
+              <w:rPr>
+                <w:rFonts w:ascii="Tahoma" w:hAnsi="Tahoma" w:cs="Tahoma"/>
+                <w:color w:val="000000" w:themeColor="text1"/>
+                <w:lang w:val="fr-FR"/>
+              </w:rPr>
+              <w:t xml:space="preserve">B3 : bilan du chapitre 3 : quiz, exercices d’entraînement et grille d’autoévaluation (cahier ch. 3, fiche 06).</w:t>
             </w:r>
           </w:p>
         </w:tc>
@@ -3272,7 +3452,7 @@
                 <w:color w:val="000000" w:themeColor="text1"/>
                 <w:lang w:val="fr-FR"/>
               </w:rPr>
-              <w:t xml:space="preserve">A31 : Angle solide et flux du champ électrostatique (cahier ch. 2, fiche 05 ; TD n°1, ex. 9).</w:t>
+              <w:t xml:space="preserve">A31 : Calculer un angle solide et un flux ; énoncer le théorème de Gauss (cahier ch. 2, fiche 05 ; TD n°1, ex. 9).</w:t>
             </w:r>
           </w:p>
           <w:p>
@@ -3290,7 +3470,7 @@
                 <w:color w:val="000000" w:themeColor="text1"/>
                 <w:lang w:val="fr-FR"/>
               </w:rPr>
-              <w:t xml:space="preserve">A32 : Application du théorème de Gauss à une boule chargée en volume (cahier ch. 2, fiche 06 ; TD n°1, ex. 10).</w:t>
+              <w:t xml:space="preserve">A32 : Appliquer le théorème de Gauss à une boule chargée en volume (cahier ch. 2, fiche 06 ; TD n°1, ex. 10).</w:t>
             </w:r>
           </w:p>
           <w:p>
@@ -3308,7 +3488,7 @@
                 <w:color w:val="000000" w:themeColor="text1"/>
                 <w:lang w:val="fr-FR"/>
               </w:rPr>
-              <w:t xml:space="preserve">A33 : Formes locales : équations de Poisson et de Laplace (cahier ch. 2, fiche 07 ; TD n°1, ex. 11).</w:t>
+              <w:t xml:space="preserve">A33 : Écrire les équations locales : équations de Poisson et de Laplace (cahier ch. 2, fiche 07 ; TD n°1, ex. 11).</w:t>
             </w:r>
           </w:p>
           <w:p>
@@ -3326,7 +3506,7 @@
                 <w:color w:val="000000" w:themeColor="text1"/>
                 <w:lang w:val="fr-FR"/>
               </w:rPr>
-              <w:t xml:space="preserve">A34 : Conducteurs en équilibre et condensateur plan (activité à ajouter au cahier du chapitre 3).</w:t>
+              <w:t xml:space="preserve">A34 : Conducteurs en équilibre et condensateur plan (fiche à ajouter au cahier du chapitre 3).</w:t>
             </w:r>
           </w:p>
         </w:tc>
@@ -3571,7 +3751,7 @@
                 <w:color w:val="000000" w:themeColor="text1"/>
                 <w:lang w:val="fr-FR"/>
               </w:rPr>
-              <w:t xml:space="preserve">A41 : Grandeurs électriques et conventions à partir d’une situation réelle (cahier ch. 4, fiches 01 et 02 ; TD n°3, ex. 2).</w:t>
+              <w:t xml:space="preserve">A41 : Découvrir les grandeurs électriques à partir d'une situation réelle : la batterie d'une voiture au démarrage (cahier ch. 4, fiche 01).</w:t>
             </w:r>
           </w:p>
           <w:p>
@@ -3589,7 +3769,7 @@
                 <w:color w:val="000000" w:themeColor="text1"/>
                 <w:lang w:val="fr-FR"/>
               </w:rPr>
-              <w:t xml:space="preserve">A42 : Associations de résistances et diviseurs de tension et de courant (cahier ch. 4, fiche 03 ; TD n°3, ex. 1 et 3).</w:t>
+              <w:t xml:space="preserve">A42 : Faire le bilan de puissance d'un circuit générateur – résistor – moteur (cahier ch. 4, fiche 02 ; TD n°3, ex. 2).</w:t>
             </w:r>
           </w:p>
           <w:p>
@@ -3607,7 +3787,7 @@
                 <w:color w:val="000000" w:themeColor="text1"/>
                 <w:lang w:val="fr-FR"/>
               </w:rPr>
-              <w:t xml:space="preserve">A43 : Vérification de la loi d’Ohm en manipulant : TP 4 sur la plateforme (cahier ch. 4, fiche 04).</w:t>
+              <w:t xml:space="preserve">A43 : Réduire un réseau de résistances et utiliser les diviseurs de tension et de courant (cahier ch. 4, fiche 03 ; TD n°3, ex. 1 et 3).</w:t>
             </w:r>
           </w:p>
           <w:p>
@@ -3625,7 +3805,61 @@
                 <w:color w:val="000000" w:themeColor="text1"/>
                 <w:lang w:val="fr-FR"/>
               </w:rPr>
-              <w:t xml:space="preserve">A44 : Lois de Kirchhoff et méthode des mailles (cahier ch. 4, fiches 05 et 06 ; TD n°3, ex. 4 et 5).</w:t>
+              <w:t xml:space="preserve">A44 : Vérifier la loi d'Ohm en manipulant : TP 4 sur la plateforme Physique Facile (cahier ch. 4, fiche 04 ; TP 4).</w:t>
+            </w:r>
+          </w:p>
+          <w:p>
+            <w:pPr>
+              <w:spacing w:after="60" w:line="240" w:lineRule="auto"/>
+              <w:rPr>
+                <w:rFonts w:ascii="Tahoma" w:hAnsi="Tahoma" w:cs="Tahoma"/>
+                <w:color w:val="000000" w:themeColor="text1"/>
+                <w:lang w:val="fr-FR"/>
+              </w:rPr>
+            </w:pPr>
+            <w:r>
+              <w:rPr>
+                <w:rFonts w:ascii="Tahoma" w:hAnsi="Tahoma" w:cs="Tahoma"/>
+                <w:color w:val="000000" w:themeColor="text1"/>
+                <w:lang w:val="fr-FR"/>
+              </w:rPr>
+              <w:t xml:space="preserve">A45 : Appliquer les lois de Kirchhoff au réseau de référence du chapitre (cahier ch. 4, fiche 05 ; TD n°3, ex. 4).</w:t>
+            </w:r>
+          </w:p>
+          <w:p>
+            <w:pPr>
+              <w:spacing w:after="60" w:line="240" w:lineRule="auto"/>
+              <w:rPr>
+                <w:rFonts w:ascii="Tahoma" w:hAnsi="Tahoma" w:cs="Tahoma"/>
+                <w:color w:val="000000" w:themeColor="text1"/>
+                <w:lang w:val="fr-FR"/>
+              </w:rPr>
+            </w:pPr>
+            <w:r>
+              <w:rPr>
+                <w:rFonts w:ascii="Tahoma" w:hAnsi="Tahoma" w:cs="Tahoma"/>
+                <w:color w:val="000000" w:themeColor="text1"/>
+                <w:lang w:val="fr-FR"/>
+              </w:rPr>
+              <w:t xml:space="preserve">A46 : Résoudre un réseau à deux mailles par la méthode des mailles (cahier ch. 4, fiche 06 ; TD n°3, ex. 5).</w:t>
+            </w:r>
+          </w:p>
+          <w:p>
+            <w:pPr>
+              <w:spacing w:after="60" w:line="240" w:lineRule="auto"/>
+              <w:rPr>
+                <w:rFonts w:ascii="Tahoma" w:hAnsi="Tahoma" w:cs="Tahoma"/>
+                <w:color w:val="000000" w:themeColor="text1"/>
+                <w:lang w:val="fr-FR"/>
+              </w:rPr>
+            </w:pPr>
+            <w:r>
+              <w:rPr>
+                <w:rFonts w:ascii="Tahoma" w:hAnsi="Tahoma" w:cs="Tahoma"/>
+                <w:color w:val="000000" w:themeColor="text1"/>
+                <w:lang w:val="fr-FR"/>
+              </w:rPr>
+              <w:t xml:space="preserve">B4 : bilan du chapitre 4 : quiz, exercices d’entraînement et grille d’autoévaluation (cahier ch. 4, fiche 10).</w:t>
             </w:r>
           </w:p>
         </w:tc>
@@ -3872,7 +4106,7 @@
                 <w:color w:val="000000" w:themeColor="text1"/>
                 <w:lang w:val="fr-FR"/>
               </w:rPr>
-              <w:t xml:space="preserve">A51 : Comparaison des méthodes d’analyse sur un même réseau (cahier ch. 4, fiche 07).</w:t>
+              <w:t xml:space="preserve">A51 : Comparer les méthodes d'analyse sur un même réseau (Kirchhoff, Thévenin) et s'exercer aux théorèmes (cahier ch. 4, fiche 07).</w:t>
             </w:r>
           </w:p>
           <w:p>
@@ -3890,7 +4124,7 @@
                 <w:color w:val="000000" w:themeColor="text1"/>
                 <w:lang w:val="fr-FR"/>
               </w:rPr>
-              <w:t xml:space="preserve">A52 : Superposition, Thévenin, Norton, Millman et Kennelly (cahier ch. 4, fiche 08 ; TD n°3, ex. 6 à 8).</w:t>
+              <w:t xml:space="preserve">A52 : Appliquer les théorèmes généraux : superposition, pont de Wheatstone, Millman et Kennelly (cahier ch. 4, fiche 08 ; TD n°3, ex. 6 à 8).</w:t>
             </w:r>
           </w:p>
           <w:p>
@@ -3908,25 +4142,7 @@
                 <w:color w:val="000000" w:themeColor="text1"/>
                 <w:lang w:val="fr-FR"/>
               </w:rPr>
-              <w:t xml:space="preserve">A53 : Condensateur et bobine en régime continu (cahier ch. 4, fiche 09 ; TD n°3, ex. 9).</w:t>
-            </w:r>
-          </w:p>
-          <w:p>
-            <w:pPr>
-              <w:spacing w:after="60" w:line="240" w:lineRule="auto"/>
-              <w:rPr>
-                <w:rFonts w:ascii="Tahoma" w:hAnsi="Tahoma" w:cs="Tahoma"/>
-                <w:color w:val="000000" w:themeColor="text1"/>
-                <w:lang w:val="fr-FR"/>
-              </w:rPr>
-            </w:pPr>
-            <w:r>
-              <w:rPr>
-                <w:rFonts w:ascii="Tahoma" w:hAnsi="Tahoma" w:cs="Tahoma"/>
-                <w:color w:val="000000" w:themeColor="text1"/>
-                <w:lang w:val="fr-FR"/>
-              </w:rPr>
-              <w:t xml:space="preserve">A54 : Bilan : quiz, exercices d’entraînement et grilles d’autoévaluation (fiches bilans des cahiers).</w:t>
+              <w:t xml:space="preserve">A53 : Décrire un condensateur et une bobine en régime continu (cahier ch. 4, fiche 09 ; TD n°3, ex. 9).</w:t>
             </w:r>
           </w:p>
         </w:tc>
